--- a/outputs/Table_1.docx
+++ b/outputs/Table_1.docx
@@ -972,7 +972,7 @@
                 <w:szCs w:val="18"/>
                 <w:color w:val="000000"/>
               </w:rPr>
-              <w:t xml:space="preserve">Normal</w:t>
+              <w:t xml:space="preserve">Exceso de peso</w:t>
             </w:r>
           </w:p>
         </w:tc>
@@ -1024,7 +1024,7 @@
                 <w:szCs w:val="18"/>
                 <w:color w:val="000000"/>
               </w:rPr>
-              <w:t xml:space="preserve">33.0 (43.4%)</w:t>
+              <w:t xml:space="preserve">43.0 (56.6%)</w:t>
             </w:r>
           </w:p>
         </w:tc>
@@ -1082,7 +1082,7 @@
                 <w:szCs w:val="18"/>
                 <w:color w:val="000000"/>
               </w:rPr>
-              <w:t xml:space="preserve">Obesidad</w:t>
+              <w:t xml:space="preserve">Normal</w:t>
             </w:r>
           </w:p>
         </w:tc>
@@ -1134,7 +1134,7 @@
                 <w:szCs w:val="18"/>
                 <w:color w:val="000000"/>
               </w:rPr>
-              <w:t xml:space="preserve">18.0 (23.7%)</w:t>
+              <w:t xml:space="preserve">33.0 (43.4%)</w:t>
             </w:r>
           </w:p>
         </w:tc>
@@ -1171,28 +1171,28 @@
                 <w:right w:val="none" w:sz="0" w:space="0" w:color="000000"/>
               </w:pBdr>
               <w:spacing w:after="0" w:before="0" w:line="240"/>
-              <w:ind w:left="300" w:right="40" w:firstLine="0" w:firstLineChars="0"/>
-              <w:rPr>
-                <w:rFonts w:ascii="Arial" w:hAnsi="Arial" w:eastAsia="Arial" w:cs="Arial"/>
-                <w:i w:val="false"/>
-                <w:b w:val="false"/>
-                <w:u w:val="none"/>
-                <w:sz w:val="18"/>
-                <w:szCs w:val="18"/>
-                <w:color w:val="000000"/>
-              </w:rPr>
-            </w:pPr>
-            <w:r>
-              <w:rPr>
-                <w:rFonts w:ascii="Arial" w:hAnsi="Arial" w:eastAsia="Arial" w:cs="Arial"/>
-                <w:i w:val="false"/>
-                <w:b w:val="false"/>
-                <w:u w:val="none"/>
-                <w:sz w:val="18"/>
-                <w:szCs w:val="18"/>
-                <w:color w:val="000000"/>
-              </w:rPr>
-              <w:t xml:space="preserve">Sobrepeso</w:t>
+              <w:ind w:left="100" w:right="40" w:firstLine="0" w:firstLineChars="0"/>
+              <w:rPr>
+                <w:rFonts w:ascii="Arial" w:hAnsi="Arial" w:eastAsia="Arial" w:cs="Arial"/>
+                <w:i w:val="false"/>
+                <w:b w:val="false"/>
+                <w:u w:val="none"/>
+                <w:sz w:val="18"/>
+                <w:szCs w:val="18"/>
+                <w:color w:val="000000"/>
+              </w:rPr>
+            </w:pPr>
+            <w:r>
+              <w:rPr>
+                <w:rFonts w:ascii="Arial" w:hAnsi="Arial" w:eastAsia="Arial" w:cs="Arial"/>
+                <w:i w:val="false"/>
+                <w:b w:val="false"/>
+                <w:u w:val="none"/>
+                <w:sz w:val="18"/>
+                <w:szCs w:val="18"/>
+                <w:color w:val="000000"/>
+              </w:rPr>
+              <w:t xml:space="preserve">Grasa corporal (%), Mediana (Q1, Q3)</w:t>
             </w:r>
           </w:p>
         </w:tc>
@@ -1244,7 +1244,7 @@
                 <w:szCs w:val="18"/>
                 <w:color w:val="000000"/>
               </w:rPr>
-              <w:t xml:space="preserve">25.0 (32.9%)</w:t>
+              <w:t xml:space="preserve">27.65 (23.25, 30.73)</w:t>
             </w:r>
           </w:p>
         </w:tc>
@@ -1302,7 +1302,7 @@
                 <w:szCs w:val="18"/>
                 <w:color w:val="000000"/>
               </w:rPr>
-              <w:t xml:space="preserve">Grasa corporal (%), Mediana (Q1, Q3)</w:t>
+              <w:t xml:space="preserve">Riesgo cardiovascular (NHLBI/CDC/AAP), n (%)</w:t>
             </w:r>
           </w:p>
         </w:tc>
@@ -1354,7 +1354,7 @@
                 <w:szCs w:val="18"/>
                 <w:color w:val="000000"/>
               </w:rPr>
-              <w:t xml:space="preserve">27.65 (23.25, 30.73)</w:t>
+              <w:t xml:space="preserve"/>
             </w:r>
           </w:p>
         </w:tc>
@@ -1391,6 +1391,58 @@
                 <w:right w:val="none" w:sz="0" w:space="0" w:color="000000"/>
               </w:pBdr>
               <w:spacing w:after="0" w:before="0" w:line="240"/>
+              <w:ind w:left="300" w:right="40" w:firstLine="0" w:firstLineChars="0"/>
+              <w:rPr>
+                <w:rFonts w:ascii="Arial" w:hAnsi="Arial" w:eastAsia="Arial" w:cs="Arial"/>
+                <w:i w:val="false"/>
+                <w:b w:val="false"/>
+                <w:u w:val="none"/>
+                <w:sz w:val="18"/>
+                <w:szCs w:val="18"/>
+                <w:color w:val="000000"/>
+              </w:rPr>
+            </w:pPr>
+            <w:r>
+              <w:rPr>
+                <w:rFonts w:ascii="Arial" w:hAnsi="Arial" w:eastAsia="Arial" w:cs="Arial"/>
+                <w:i w:val="false"/>
+                <w:b w:val="false"/>
+                <w:u w:val="none"/>
+                <w:sz w:val="18"/>
+                <w:szCs w:val="18"/>
+                <w:color w:val="000000"/>
+              </w:rPr>
+              <w:t xml:space="preserve">Normal</w:t>
+            </w:r>
+          </w:p>
+        </w:tc>
+        <w:tc>
+          <w:tcPr>
+            <w:tcBorders>
+              <w:bottom w:val="none" w:sz="0" w:space="0" w:color="000000"/>
+              <w:top w:val="none" w:sz="0" w:space="0" w:color="000000"/>
+              <w:left w:val="none" w:sz="0" w:space="0" w:color="000000"/>
+              <w:right w:val="none" w:sz="0" w:space="0" w:color="000000"/>
+            </w:tcBorders>
+            <w:shd w:val="clear" w:color="auto" w:fill="FFFFFF"/>
+            <w:tcMar>
+              <w:top w:w="0" w:type="dxa"/>
+              <w:bottom w:w="0" w:type="dxa"/>
+              <w:left w:w="0" w:type="dxa"/>
+              <w:right w:w="0" w:type="dxa"/>
+            </w:tcMar>
+            <w:vAlign w:val="top"/>
+          </w:tcPr>
+          <w:p>
+            <w:pPr>
+              <w:jc w:val="center"/>
+              <w:pBdr>
+                <w:bottom w:val="none" w:sz="0" w:space="0" w:color="000000"/>
+                <w:top w:val="none" w:sz="0" w:space="0" w:color="000000"/>
+                <w:left w:val="none" w:sz="0" w:space="0" w:color="000000"/>
+                <w:right w:val="none" w:sz="0" w:space="0" w:color="000000"/>
+              </w:pBdr>
+              <w:spacing w:after="0" w:before="0" w:line="240"/>
               <w:ind w:left="100" w:right="40" w:firstLine="0" w:firstLineChars="0"/>
               <w:rPr>
                 <w:rFonts w:ascii="Arial" w:hAnsi="Arial" w:eastAsia="Arial" w:cs="Arial"/>
@@ -1412,59 +1464,7 @@
                 <w:szCs w:val="18"/>
                 <w:color w:val="000000"/>
               </w:rPr>
-              <w:t xml:space="preserve">Riesgo cardiovascular, n (%)</w:t>
-            </w:r>
-          </w:p>
-        </w:tc>
-        <w:tc>
-          <w:tcPr>
-            <w:tcBorders>
-              <w:bottom w:val="none" w:sz="0" w:space="0" w:color="000000"/>
-              <w:top w:val="none" w:sz="0" w:space="0" w:color="000000"/>
-              <w:left w:val="none" w:sz="0" w:space="0" w:color="000000"/>
-              <w:right w:val="none" w:sz="0" w:space="0" w:color="000000"/>
-            </w:tcBorders>
-            <w:shd w:val="clear" w:color="auto" w:fill="FFFFFF"/>
-            <w:tcMar>
-              <w:top w:w="0" w:type="dxa"/>
-              <w:bottom w:w="0" w:type="dxa"/>
-              <w:left w:w="0" w:type="dxa"/>
-              <w:right w:w="0" w:type="dxa"/>
-            </w:tcMar>
-            <w:vAlign w:val="top"/>
-          </w:tcPr>
-          <w:p>
-            <w:pPr>
-              <w:jc w:val="center"/>
-              <w:pBdr>
-                <w:bottom w:val="none" w:sz="0" w:space="0" w:color="000000"/>
-                <w:top w:val="none" w:sz="0" w:space="0" w:color="000000"/>
-                <w:left w:val="none" w:sz="0" w:space="0" w:color="000000"/>
-                <w:right w:val="none" w:sz="0" w:space="0" w:color="000000"/>
-              </w:pBdr>
-              <w:spacing w:after="0" w:before="0" w:line="240"/>
-              <w:ind w:left="100" w:right="40" w:firstLine="0" w:firstLineChars="0"/>
-              <w:rPr>
-                <w:rFonts w:ascii="Arial" w:hAnsi="Arial" w:eastAsia="Arial" w:cs="Arial"/>
-                <w:i w:val="false"/>
-                <w:b w:val="false"/>
-                <w:u w:val="none"/>
-                <w:sz w:val="18"/>
-                <w:szCs w:val="18"/>
-                <w:color w:val="000000"/>
-              </w:rPr>
-            </w:pPr>
-            <w:r>
-              <w:rPr>
-                <w:rFonts w:ascii="Arial" w:hAnsi="Arial" w:eastAsia="Arial" w:cs="Arial"/>
-                <w:i w:val="false"/>
-                <w:b w:val="false"/>
-                <w:u w:val="none"/>
-                <w:sz w:val="18"/>
-                <w:szCs w:val="18"/>
-                <w:color w:val="000000"/>
-              </w:rPr>
-              <w:t xml:space="preserve"/>
+              <w:t xml:space="preserve">63.0 (85.1%)</w:t>
             </w:r>
           </w:p>
         </w:tc>
@@ -1522,7 +1522,7 @@
                 <w:szCs w:val="18"/>
                 <w:color w:val="000000"/>
               </w:rPr>
-              <w:t xml:space="preserve">Normal</w:t>
+              <w:t xml:space="preserve">Elevada</w:t>
             </w:r>
           </w:p>
         </w:tc>
@@ -1574,7 +1574,7 @@
                 <w:szCs w:val="18"/>
                 <w:color w:val="000000"/>
               </w:rPr>
-              <w:t xml:space="preserve">63.0 (85.1%)</w:t>
+              <w:t xml:space="preserve">11.0 (14.9%)</w:t>
             </w:r>
           </w:p>
         </w:tc>
@@ -1611,28 +1611,28 @@
                 <w:right w:val="none" w:sz="0" w:space="0" w:color="000000"/>
               </w:pBdr>
               <w:spacing w:after="0" w:before="0" w:line="240"/>
-              <w:ind w:left="300" w:right="40" w:firstLine="0" w:firstLineChars="0"/>
-              <w:rPr>
-                <w:rFonts w:ascii="Arial" w:hAnsi="Arial" w:eastAsia="Arial" w:cs="Arial"/>
-                <w:i w:val="false"/>
-                <w:b w:val="false"/>
-                <w:u w:val="none"/>
-                <w:sz w:val="18"/>
-                <w:szCs w:val="18"/>
-                <w:color w:val="000000"/>
-              </w:rPr>
-            </w:pPr>
-            <w:r>
-              <w:rPr>
-                <w:rFonts w:ascii="Arial" w:hAnsi="Arial" w:eastAsia="Arial" w:cs="Arial"/>
-                <w:i w:val="false"/>
-                <w:b w:val="false"/>
-                <w:u w:val="none"/>
-                <w:sz w:val="18"/>
-                <w:szCs w:val="18"/>
-                <w:color w:val="000000"/>
-              </w:rPr>
-              <w:t xml:space="preserve">Elevada</w:t>
+              <w:ind w:left="100" w:right="40" w:firstLine="0" w:firstLineChars="0"/>
+              <w:rPr>
+                <w:rFonts w:ascii="Arial" w:hAnsi="Arial" w:eastAsia="Arial" w:cs="Arial"/>
+                <w:i w:val="false"/>
+                <w:b w:val="false"/>
+                <w:u w:val="none"/>
+                <w:sz w:val="18"/>
+                <w:szCs w:val="18"/>
+                <w:color w:val="000000"/>
+              </w:rPr>
+            </w:pPr>
+            <w:r>
+              <w:rPr>
+                <w:rFonts w:ascii="Arial" w:hAnsi="Arial" w:eastAsia="Arial" w:cs="Arial"/>
+                <w:i w:val="false"/>
+                <w:b w:val="false"/>
+                <w:u w:val="none"/>
+                <w:sz w:val="18"/>
+                <w:szCs w:val="18"/>
+                <w:color w:val="000000"/>
+              </w:rPr>
+              <w:t xml:space="preserve">Riesgo cardiometabólico (Dislipidemia aterogénica), n (%)</w:t>
             </w:r>
           </w:p>
         </w:tc>
@@ -1684,7 +1684,7 @@
                 <w:szCs w:val="18"/>
                 <w:color w:val="000000"/>
               </w:rPr>
-              <w:t xml:space="preserve">11.0 (14.9%)</w:t>
+              <w:t xml:space="preserve"/>
             </w:r>
           </w:p>
         </w:tc>
@@ -1721,6 +1721,58 @@
                 <w:right w:val="none" w:sz="0" w:space="0" w:color="000000"/>
               </w:pBdr>
               <w:spacing w:after="0" w:before="0" w:line="240"/>
+              <w:ind w:left="300" w:right="40" w:firstLine="0" w:firstLineChars="0"/>
+              <w:rPr>
+                <w:rFonts w:ascii="Arial" w:hAnsi="Arial" w:eastAsia="Arial" w:cs="Arial"/>
+                <w:i w:val="false"/>
+                <w:b w:val="false"/>
+                <w:u w:val="none"/>
+                <w:sz w:val="18"/>
+                <w:szCs w:val="18"/>
+                <w:color w:val="000000"/>
+              </w:rPr>
+            </w:pPr>
+            <w:r>
+              <w:rPr>
+                <w:rFonts w:ascii="Arial" w:hAnsi="Arial" w:eastAsia="Arial" w:cs="Arial"/>
+                <w:i w:val="false"/>
+                <w:b w:val="false"/>
+                <w:u w:val="none"/>
+                <w:sz w:val="18"/>
+                <w:szCs w:val="18"/>
+                <w:color w:val="000000"/>
+              </w:rPr>
+              <w:t xml:space="preserve">Normal</w:t>
+            </w:r>
+          </w:p>
+        </w:tc>
+        <w:tc>
+          <w:tcPr>
+            <w:tcBorders>
+              <w:bottom w:val="none" w:sz="0" w:space="0" w:color="000000"/>
+              <w:top w:val="none" w:sz="0" w:space="0" w:color="000000"/>
+              <w:left w:val="none" w:sz="0" w:space="0" w:color="000000"/>
+              <w:right w:val="none" w:sz="0" w:space="0" w:color="000000"/>
+            </w:tcBorders>
+            <w:shd w:val="clear" w:color="auto" w:fill="FFFFFF"/>
+            <w:tcMar>
+              <w:top w:w="0" w:type="dxa"/>
+              <w:bottom w:w="0" w:type="dxa"/>
+              <w:left w:w="0" w:type="dxa"/>
+              <w:right w:w="0" w:type="dxa"/>
+            </w:tcMar>
+            <w:vAlign w:val="top"/>
+          </w:tcPr>
+          <w:p>
+            <w:pPr>
+              <w:jc w:val="center"/>
+              <w:pBdr>
+                <w:bottom w:val="none" w:sz="0" w:space="0" w:color="000000"/>
+                <w:top w:val="none" w:sz="0" w:space="0" w:color="000000"/>
+                <w:left w:val="none" w:sz="0" w:space="0" w:color="000000"/>
+                <w:right w:val="none" w:sz="0" w:space="0" w:color="000000"/>
+              </w:pBdr>
+              <w:spacing w:after="0" w:before="0" w:line="240"/>
               <w:ind w:left="100" w:right="40" w:firstLine="0" w:firstLineChars="0"/>
               <w:rPr>
                 <w:rFonts w:ascii="Arial" w:hAnsi="Arial" w:eastAsia="Arial" w:cs="Arial"/>
@@ -1742,59 +1794,7 @@
                 <w:szCs w:val="18"/>
                 <w:color w:val="000000"/>
               </w:rPr>
-              <w:t xml:space="preserve">Perfil lipídico, n (%)</w:t>
-            </w:r>
-          </w:p>
-        </w:tc>
-        <w:tc>
-          <w:tcPr>
-            <w:tcBorders>
-              <w:bottom w:val="none" w:sz="0" w:space="0" w:color="000000"/>
-              <w:top w:val="none" w:sz="0" w:space="0" w:color="000000"/>
-              <w:left w:val="none" w:sz="0" w:space="0" w:color="000000"/>
-              <w:right w:val="none" w:sz="0" w:space="0" w:color="000000"/>
-            </w:tcBorders>
-            <w:shd w:val="clear" w:color="auto" w:fill="FFFFFF"/>
-            <w:tcMar>
-              <w:top w:w="0" w:type="dxa"/>
-              <w:bottom w:w="0" w:type="dxa"/>
-              <w:left w:w="0" w:type="dxa"/>
-              <w:right w:w="0" w:type="dxa"/>
-            </w:tcMar>
-            <w:vAlign w:val="top"/>
-          </w:tcPr>
-          <w:p>
-            <w:pPr>
-              <w:jc w:val="center"/>
-              <w:pBdr>
-                <w:bottom w:val="none" w:sz="0" w:space="0" w:color="000000"/>
-                <w:top w:val="none" w:sz="0" w:space="0" w:color="000000"/>
-                <w:left w:val="none" w:sz="0" w:space="0" w:color="000000"/>
-                <w:right w:val="none" w:sz="0" w:space="0" w:color="000000"/>
-              </w:pBdr>
-              <w:spacing w:after="0" w:before="0" w:line="240"/>
-              <w:ind w:left="100" w:right="40" w:firstLine="0" w:firstLineChars="0"/>
-              <w:rPr>
-                <w:rFonts w:ascii="Arial" w:hAnsi="Arial" w:eastAsia="Arial" w:cs="Arial"/>
-                <w:i w:val="false"/>
-                <w:b w:val="false"/>
-                <w:u w:val="none"/>
-                <w:sz w:val="18"/>
-                <w:szCs w:val="18"/>
-                <w:color w:val="000000"/>
-              </w:rPr>
-            </w:pPr>
-            <w:r>
-              <w:rPr>
-                <w:rFonts w:ascii="Arial" w:hAnsi="Arial" w:eastAsia="Arial" w:cs="Arial"/>
-                <w:i w:val="false"/>
-                <w:b w:val="false"/>
-                <w:u w:val="none"/>
-                <w:sz w:val="18"/>
-                <w:szCs w:val="18"/>
-                <w:color w:val="000000"/>
-              </w:rPr>
-              <w:t xml:space="preserve"/>
+              <w:t xml:space="preserve">30.0 (39.5%)</w:t>
             </w:r>
           </w:p>
         </w:tc>
@@ -1852,7 +1852,7 @@
                 <w:szCs w:val="18"/>
                 <w:color w:val="000000"/>
               </w:rPr>
-              <w:t xml:space="preserve">Aceptable</w:t>
+              <w:t xml:space="preserve">Riesgo</w:t>
             </w:r>
           </w:p>
         </w:tc>
@@ -1904,7 +1904,7 @@
                 <w:szCs w:val="18"/>
                 <w:color w:val="000000"/>
               </w:rPr>
-              <w:t xml:space="preserve">70.0 (92.1%)</w:t>
+              <w:t xml:space="preserve">46.0 (60.5%)</w:t>
             </w:r>
           </w:p>
         </w:tc>
@@ -1941,28 +1941,28 @@
                 <w:right w:val="none" w:sz="0" w:space="0" w:color="000000"/>
               </w:pBdr>
               <w:spacing w:after="0" w:before="0" w:line="240"/>
-              <w:ind w:left="300" w:right="40" w:firstLine="0" w:firstLineChars="0"/>
-              <w:rPr>
-                <w:rFonts w:ascii="Arial" w:hAnsi="Arial" w:eastAsia="Arial" w:cs="Arial"/>
-                <w:i w:val="false"/>
-                <w:b w:val="false"/>
-                <w:u w:val="none"/>
-                <w:sz w:val="18"/>
-                <w:szCs w:val="18"/>
-                <w:color w:val="000000"/>
-              </w:rPr>
-            </w:pPr>
-            <w:r>
-              <w:rPr>
-                <w:rFonts w:ascii="Arial" w:hAnsi="Arial" w:eastAsia="Arial" w:cs="Arial"/>
-                <w:i w:val="false"/>
-                <w:b w:val="false"/>
-                <w:u w:val="none"/>
-                <w:sz w:val="18"/>
-                <w:szCs w:val="18"/>
-                <w:color w:val="000000"/>
-              </w:rPr>
-              <w:t xml:space="preserve">Alto</w:t>
+              <w:ind w:left="100" w:right="40" w:firstLine="0" w:firstLineChars="0"/>
+              <w:rPr>
+                <w:rFonts w:ascii="Arial" w:hAnsi="Arial" w:eastAsia="Arial" w:cs="Arial"/>
+                <w:i w:val="false"/>
+                <w:b w:val="false"/>
+                <w:u w:val="none"/>
+                <w:sz w:val="18"/>
+                <w:szCs w:val="18"/>
+                <w:color w:val="000000"/>
+              </w:rPr>
+            </w:pPr>
+            <w:r>
+              <w:rPr>
+                <w:rFonts w:ascii="Arial" w:hAnsi="Arial" w:eastAsia="Arial" w:cs="Arial"/>
+                <w:i w:val="false"/>
+                <w:b w:val="false"/>
+                <w:u w:val="none"/>
+                <w:sz w:val="18"/>
+                <w:szCs w:val="18"/>
+                <w:color w:val="000000"/>
+              </w:rPr>
+              <w:t xml:space="preserve">Síndrome metabólico (IDF), n (%)</w:t>
             </w:r>
           </w:p>
         </w:tc>
@@ -2014,7 +2014,7 @@
                 <w:szCs w:val="18"/>
                 <w:color w:val="000000"/>
               </w:rPr>
-              <w:t xml:space="preserve">4.0 (5.3%)</w:t>
+              <w:t xml:space="preserve"/>
             </w:r>
           </w:p>
         </w:tc>
@@ -2072,7 +2072,7 @@
                 <w:szCs w:val="18"/>
                 <w:color w:val="000000"/>
               </w:rPr>
-              <w:t xml:space="preserve">Límite</w:t>
+              <w:t xml:space="preserve">No</w:t>
             </w:r>
           </w:p>
         </w:tc>
@@ -2124,7 +2124,7 @@
                 <w:szCs w:val="18"/>
                 <w:color w:val="000000"/>
               </w:rPr>
-              <w:t xml:space="preserve">2.0 (2.6%)</w:t>
+              <w:t xml:space="preserve">73.0 (96.1%)</w:t>
             </w:r>
           </w:p>
         </w:tc>
@@ -2161,6 +2161,58 @@
                 <w:right w:val="none" w:sz="0" w:space="0" w:color="000000"/>
               </w:pBdr>
               <w:spacing w:after="0" w:before="0" w:line="240"/>
+              <w:ind w:left="300" w:right="40" w:firstLine="0" w:firstLineChars="0"/>
+              <w:rPr>
+                <w:rFonts w:ascii="Arial" w:hAnsi="Arial" w:eastAsia="Arial" w:cs="Arial"/>
+                <w:i w:val="false"/>
+                <w:b w:val="false"/>
+                <w:u w:val="none"/>
+                <w:sz w:val="18"/>
+                <w:szCs w:val="18"/>
+                <w:color w:val="000000"/>
+              </w:rPr>
+            </w:pPr>
+            <w:r>
+              <w:rPr>
+                <w:rFonts w:ascii="Arial" w:hAnsi="Arial" w:eastAsia="Arial" w:cs="Arial"/>
+                <w:i w:val="false"/>
+                <w:b w:val="false"/>
+                <w:u w:val="none"/>
+                <w:sz w:val="18"/>
+                <w:szCs w:val="18"/>
+                <w:color w:val="000000"/>
+              </w:rPr>
+              <w:t xml:space="preserve">Sí</w:t>
+            </w:r>
+          </w:p>
+        </w:tc>
+        <w:tc>
+          <w:tcPr>
+            <w:tcBorders>
+              <w:bottom w:val="none" w:sz="0" w:space="0" w:color="000000"/>
+              <w:top w:val="none" w:sz="0" w:space="0" w:color="000000"/>
+              <w:left w:val="none" w:sz="0" w:space="0" w:color="000000"/>
+              <w:right w:val="none" w:sz="0" w:space="0" w:color="000000"/>
+            </w:tcBorders>
+            <w:shd w:val="clear" w:color="auto" w:fill="FFFFFF"/>
+            <w:tcMar>
+              <w:top w:w="0" w:type="dxa"/>
+              <w:bottom w:w="0" w:type="dxa"/>
+              <w:left w:w="0" w:type="dxa"/>
+              <w:right w:w="0" w:type="dxa"/>
+            </w:tcMar>
+            <w:vAlign w:val="top"/>
+          </w:tcPr>
+          <w:p>
+            <w:pPr>
+              <w:jc w:val="center"/>
+              <w:pBdr>
+                <w:bottom w:val="none" w:sz="0" w:space="0" w:color="000000"/>
+                <w:top w:val="none" w:sz="0" w:space="0" w:color="000000"/>
+                <w:left w:val="none" w:sz="0" w:space="0" w:color="000000"/>
+                <w:right w:val="none" w:sz="0" w:space="0" w:color="000000"/>
+              </w:pBdr>
+              <w:spacing w:after="0" w:before="0" w:line="240"/>
               <w:ind w:left="100" w:right="40" w:firstLine="0" w:firstLineChars="0"/>
               <w:rPr>
                 <w:rFonts w:ascii="Arial" w:hAnsi="Arial" w:eastAsia="Arial" w:cs="Arial"/>
@@ -2182,59 +2234,7 @@
                 <w:szCs w:val="18"/>
                 <w:color w:val="000000"/>
               </w:rPr>
-              <w:t xml:space="preserve">Dislipidemia aterogénica, n (%)</w:t>
-            </w:r>
-          </w:p>
-        </w:tc>
-        <w:tc>
-          <w:tcPr>
-            <w:tcBorders>
-              <w:bottom w:val="none" w:sz="0" w:space="0" w:color="000000"/>
-              <w:top w:val="none" w:sz="0" w:space="0" w:color="000000"/>
-              <w:left w:val="none" w:sz="0" w:space="0" w:color="000000"/>
-              <w:right w:val="none" w:sz="0" w:space="0" w:color="000000"/>
-            </w:tcBorders>
-            <w:shd w:val="clear" w:color="auto" w:fill="FFFFFF"/>
-            <w:tcMar>
-              <w:top w:w="0" w:type="dxa"/>
-              <w:bottom w:w="0" w:type="dxa"/>
-              <w:left w:w="0" w:type="dxa"/>
-              <w:right w:w="0" w:type="dxa"/>
-            </w:tcMar>
-            <w:vAlign w:val="top"/>
-          </w:tcPr>
-          <w:p>
-            <w:pPr>
-              <w:jc w:val="center"/>
-              <w:pBdr>
-                <w:bottom w:val="none" w:sz="0" w:space="0" w:color="000000"/>
-                <w:top w:val="none" w:sz="0" w:space="0" w:color="000000"/>
-                <w:left w:val="none" w:sz="0" w:space="0" w:color="000000"/>
-                <w:right w:val="none" w:sz="0" w:space="0" w:color="000000"/>
-              </w:pBdr>
-              <w:spacing w:after="0" w:before="0" w:line="240"/>
-              <w:ind w:left="100" w:right="40" w:firstLine="0" w:firstLineChars="0"/>
-              <w:rPr>
-                <w:rFonts w:ascii="Arial" w:hAnsi="Arial" w:eastAsia="Arial" w:cs="Arial"/>
-                <w:i w:val="false"/>
-                <w:b w:val="false"/>
-                <w:u w:val="none"/>
-                <w:sz w:val="18"/>
-                <w:szCs w:val="18"/>
-                <w:color w:val="000000"/>
-              </w:rPr>
-            </w:pPr>
-            <w:r>
-              <w:rPr>
-                <w:rFonts w:ascii="Arial" w:hAnsi="Arial" w:eastAsia="Arial" w:cs="Arial"/>
-                <w:i w:val="false"/>
-                <w:b w:val="false"/>
-                <w:u w:val="none"/>
-                <w:sz w:val="18"/>
-                <w:szCs w:val="18"/>
-                <w:color w:val="000000"/>
-              </w:rPr>
-              <w:t xml:space="preserve"/>
+              <w:t xml:space="preserve">3.0 (3.9%)</w:t>
             </w:r>
           </w:p>
         </w:tc>
@@ -2271,28 +2271,28 @@
                 <w:right w:val="none" w:sz="0" w:space="0" w:color="000000"/>
               </w:pBdr>
               <w:spacing w:after="0" w:before="0" w:line="240"/>
-              <w:ind w:left="300" w:right="40" w:firstLine="0" w:firstLineChars="0"/>
-              <w:rPr>
-                <w:rFonts w:ascii="Arial" w:hAnsi="Arial" w:eastAsia="Arial" w:cs="Arial"/>
-                <w:i w:val="false"/>
-                <w:b w:val="false"/>
-                <w:u w:val="none"/>
-                <w:sz w:val="18"/>
-                <w:szCs w:val="18"/>
-                <w:color w:val="000000"/>
-              </w:rPr>
-            </w:pPr>
-            <w:r>
-              <w:rPr>
-                <w:rFonts w:ascii="Arial" w:hAnsi="Arial" w:eastAsia="Arial" w:cs="Arial"/>
-                <w:i w:val="false"/>
-                <w:b w:val="false"/>
-                <w:u w:val="none"/>
-                <w:sz w:val="18"/>
-                <w:szCs w:val="18"/>
-                <w:color w:val="000000"/>
-              </w:rPr>
-              <w:t xml:space="preserve">Normal</w:t>
+              <w:ind w:left="100" w:right="40" w:firstLine="0" w:firstLineChars="0"/>
+              <w:rPr>
+                <w:rFonts w:ascii="Arial" w:hAnsi="Arial" w:eastAsia="Arial" w:cs="Arial"/>
+                <w:i w:val="false"/>
+                <w:b w:val="false"/>
+                <w:u w:val="none"/>
+                <w:sz w:val="18"/>
+                <w:szCs w:val="18"/>
+                <w:color w:val="000000"/>
+              </w:rPr>
+            </w:pPr>
+            <w:r>
+              <w:rPr>
+                <w:rFonts w:ascii="Arial" w:hAnsi="Arial" w:eastAsia="Arial" w:cs="Arial"/>
+                <w:i w:val="false"/>
+                <w:b w:val="false"/>
+                <w:u w:val="none"/>
+                <w:sz w:val="18"/>
+                <w:szCs w:val="18"/>
+                <w:color w:val="000000"/>
+              </w:rPr>
+              <w:t xml:space="preserve">Fenotipo metabólico (WGOC), n (%)</w:t>
             </w:r>
           </w:p>
         </w:tc>
@@ -2344,7 +2344,7 @@
                 <w:szCs w:val="18"/>
                 <w:color w:val="000000"/>
               </w:rPr>
-              <w:t xml:space="preserve">30.0 (39.5%)</w:t>
+              <w:t xml:space="preserve"/>
             </w:r>
           </w:p>
         </w:tc>
@@ -2402,7 +2402,7 @@
                 <w:szCs w:val="18"/>
                 <w:color w:val="000000"/>
               </w:rPr>
-              <w:t xml:space="preserve">Riesgo</w:t>
+              <w:t xml:space="preserve">No saludable</w:t>
             </w:r>
           </w:p>
         </w:tc>
@@ -2454,7 +2454,7 @@
                 <w:szCs w:val="18"/>
                 <w:color w:val="000000"/>
               </w:rPr>
-              <w:t xml:space="preserve">46.0 (60.5%)</w:t>
+              <w:t xml:space="preserve">23.0 (30.3%)</w:t>
             </w:r>
           </w:p>
         </w:tc>
@@ -2467,556 +2467,6 @@
         <w:tc>
           <w:tcPr>
             <w:tcBorders>
-              <w:bottom w:val="none" w:sz="0" w:space="0" w:color="000000"/>
-              <w:top w:val="none" w:sz="0" w:space="0" w:color="000000"/>
-              <w:left w:val="none" w:sz="0" w:space="0" w:color="000000"/>
-              <w:right w:val="none" w:sz="0" w:space="0" w:color="000000"/>
-            </w:tcBorders>
-            <w:shd w:val="clear" w:color="auto" w:fill="FFFFFF"/>
-            <w:tcMar>
-              <w:top w:w="0" w:type="dxa"/>
-              <w:bottom w:w="0" w:type="dxa"/>
-              <w:left w:w="0" w:type="dxa"/>
-              <w:right w:w="0" w:type="dxa"/>
-            </w:tcMar>
-            <w:vAlign w:val="top"/>
-          </w:tcPr>
-          <w:p>
-            <w:pPr>
-              <w:jc w:val="left"/>
-              <w:pBdr>
-                <w:bottom w:val="none" w:sz="0" w:space="0" w:color="000000"/>
-                <w:top w:val="none" w:sz="0" w:space="0" w:color="000000"/>
-                <w:left w:val="none" w:sz="0" w:space="0" w:color="000000"/>
-                <w:right w:val="none" w:sz="0" w:space="0" w:color="000000"/>
-              </w:pBdr>
-              <w:spacing w:after="0" w:before="0" w:line="240"/>
-              <w:ind w:left="100" w:right="40" w:firstLine="0" w:firstLineChars="0"/>
-              <w:rPr>
-                <w:rFonts w:ascii="Arial" w:hAnsi="Arial" w:eastAsia="Arial" w:cs="Arial"/>
-                <w:i w:val="false"/>
-                <w:b w:val="false"/>
-                <w:u w:val="none"/>
-                <w:sz w:val="18"/>
-                <w:szCs w:val="18"/>
-                <w:color w:val="000000"/>
-              </w:rPr>
-            </w:pPr>
-            <w:r>
-              <w:rPr>
-                <w:rFonts w:ascii="Arial" w:hAnsi="Arial" w:eastAsia="Arial" w:cs="Arial"/>
-                <w:i w:val="false"/>
-                <w:b w:val="false"/>
-                <w:u w:val="none"/>
-                <w:sz w:val="18"/>
-                <w:szCs w:val="18"/>
-                <w:color w:val="000000"/>
-              </w:rPr>
-              <w:t xml:space="preserve">Síndrome metabólico (IDF), n (%)</w:t>
-            </w:r>
-          </w:p>
-        </w:tc>
-        <w:tc>
-          <w:tcPr>
-            <w:tcBorders>
-              <w:bottom w:val="none" w:sz="0" w:space="0" w:color="000000"/>
-              <w:top w:val="none" w:sz="0" w:space="0" w:color="000000"/>
-              <w:left w:val="none" w:sz="0" w:space="0" w:color="000000"/>
-              <w:right w:val="none" w:sz="0" w:space="0" w:color="000000"/>
-            </w:tcBorders>
-            <w:shd w:val="clear" w:color="auto" w:fill="FFFFFF"/>
-            <w:tcMar>
-              <w:top w:w="0" w:type="dxa"/>
-              <w:bottom w:w="0" w:type="dxa"/>
-              <w:left w:w="0" w:type="dxa"/>
-              <w:right w:w="0" w:type="dxa"/>
-            </w:tcMar>
-            <w:vAlign w:val="top"/>
-          </w:tcPr>
-          <w:p>
-            <w:pPr>
-              <w:jc w:val="center"/>
-              <w:pBdr>
-                <w:bottom w:val="none" w:sz="0" w:space="0" w:color="000000"/>
-                <w:top w:val="none" w:sz="0" w:space="0" w:color="000000"/>
-                <w:left w:val="none" w:sz="0" w:space="0" w:color="000000"/>
-                <w:right w:val="none" w:sz="0" w:space="0" w:color="000000"/>
-              </w:pBdr>
-              <w:spacing w:after="0" w:before="0" w:line="240"/>
-              <w:ind w:left="100" w:right="40" w:firstLine="0" w:firstLineChars="0"/>
-              <w:rPr>
-                <w:rFonts w:ascii="Arial" w:hAnsi="Arial" w:eastAsia="Arial" w:cs="Arial"/>
-                <w:i w:val="false"/>
-                <w:b w:val="false"/>
-                <w:u w:val="none"/>
-                <w:sz w:val="18"/>
-                <w:szCs w:val="18"/>
-                <w:color w:val="000000"/>
-              </w:rPr>
-            </w:pPr>
-            <w:r>
-              <w:rPr>
-                <w:rFonts w:ascii="Arial" w:hAnsi="Arial" w:eastAsia="Arial" w:cs="Arial"/>
-                <w:i w:val="false"/>
-                <w:b w:val="false"/>
-                <w:u w:val="none"/>
-                <w:sz w:val="18"/>
-                <w:szCs w:val="18"/>
-                <w:color w:val="000000"/>
-              </w:rPr>
-              <w:t xml:space="preserve"/>
-            </w:r>
-          </w:p>
-        </w:tc>
-      </w:tr>
-      <w:tr>
-        <w:trPr>
-          <w:trHeight w:val="617" w:hRule="auto"/>
-        </w:trPr>
-        body23
-        <w:tc>
-          <w:tcPr>
-            <w:tcBorders>
-              <w:bottom w:val="none" w:sz="0" w:space="0" w:color="000000"/>
-              <w:top w:val="none" w:sz="0" w:space="0" w:color="000000"/>
-              <w:left w:val="none" w:sz="0" w:space="0" w:color="000000"/>
-              <w:right w:val="none" w:sz="0" w:space="0" w:color="000000"/>
-            </w:tcBorders>
-            <w:shd w:val="clear" w:color="auto" w:fill="FFFFFF"/>
-            <w:tcMar>
-              <w:top w:w="0" w:type="dxa"/>
-              <w:bottom w:w="0" w:type="dxa"/>
-              <w:left w:w="0" w:type="dxa"/>
-              <w:right w:w="0" w:type="dxa"/>
-            </w:tcMar>
-            <w:vAlign w:val="top"/>
-          </w:tcPr>
-          <w:p>
-            <w:pPr>
-              <w:jc w:val="left"/>
-              <w:pBdr>
-                <w:bottom w:val="none" w:sz="0" w:space="0" w:color="000000"/>
-                <w:top w:val="none" w:sz="0" w:space="0" w:color="000000"/>
-                <w:left w:val="none" w:sz="0" w:space="0" w:color="000000"/>
-                <w:right w:val="none" w:sz="0" w:space="0" w:color="000000"/>
-              </w:pBdr>
-              <w:spacing w:after="0" w:before="0" w:line="240"/>
-              <w:ind w:left="300" w:right="40" w:firstLine="0" w:firstLineChars="0"/>
-              <w:rPr>
-                <w:rFonts w:ascii="Arial" w:hAnsi="Arial" w:eastAsia="Arial" w:cs="Arial"/>
-                <w:i w:val="false"/>
-                <w:b w:val="false"/>
-                <w:u w:val="none"/>
-                <w:sz w:val="18"/>
-                <w:szCs w:val="18"/>
-                <w:color w:val="000000"/>
-              </w:rPr>
-            </w:pPr>
-            <w:r>
-              <w:rPr>
-                <w:rFonts w:ascii="Arial" w:hAnsi="Arial" w:eastAsia="Arial" w:cs="Arial"/>
-                <w:i w:val="false"/>
-                <w:b w:val="false"/>
-                <w:u w:val="none"/>
-                <w:sz w:val="18"/>
-                <w:szCs w:val="18"/>
-                <w:color w:val="000000"/>
-              </w:rPr>
-              <w:t xml:space="preserve">No</w:t>
-            </w:r>
-          </w:p>
-        </w:tc>
-        <w:tc>
-          <w:tcPr>
-            <w:tcBorders>
-              <w:bottom w:val="none" w:sz="0" w:space="0" w:color="000000"/>
-              <w:top w:val="none" w:sz="0" w:space="0" w:color="000000"/>
-              <w:left w:val="none" w:sz="0" w:space="0" w:color="000000"/>
-              <w:right w:val="none" w:sz="0" w:space="0" w:color="000000"/>
-            </w:tcBorders>
-            <w:shd w:val="clear" w:color="auto" w:fill="FFFFFF"/>
-            <w:tcMar>
-              <w:top w:w="0" w:type="dxa"/>
-              <w:bottom w:w="0" w:type="dxa"/>
-              <w:left w:w="0" w:type="dxa"/>
-              <w:right w:w="0" w:type="dxa"/>
-            </w:tcMar>
-            <w:vAlign w:val="top"/>
-          </w:tcPr>
-          <w:p>
-            <w:pPr>
-              <w:jc w:val="center"/>
-              <w:pBdr>
-                <w:bottom w:val="none" w:sz="0" w:space="0" w:color="000000"/>
-                <w:top w:val="none" w:sz="0" w:space="0" w:color="000000"/>
-                <w:left w:val="none" w:sz="0" w:space="0" w:color="000000"/>
-                <w:right w:val="none" w:sz="0" w:space="0" w:color="000000"/>
-              </w:pBdr>
-              <w:spacing w:after="0" w:before="0" w:line="240"/>
-              <w:ind w:left="100" w:right="40" w:firstLine="0" w:firstLineChars="0"/>
-              <w:rPr>
-                <w:rFonts w:ascii="Arial" w:hAnsi="Arial" w:eastAsia="Arial" w:cs="Arial"/>
-                <w:i w:val="false"/>
-                <w:b w:val="false"/>
-                <w:u w:val="none"/>
-                <w:sz w:val="18"/>
-                <w:szCs w:val="18"/>
-                <w:color w:val="000000"/>
-              </w:rPr>
-            </w:pPr>
-            <w:r>
-              <w:rPr>
-                <w:rFonts w:ascii="Arial" w:hAnsi="Arial" w:eastAsia="Arial" w:cs="Arial"/>
-                <w:i w:val="false"/>
-                <w:b w:val="false"/>
-                <w:u w:val="none"/>
-                <w:sz w:val="18"/>
-                <w:szCs w:val="18"/>
-                <w:color w:val="000000"/>
-              </w:rPr>
-              <w:t xml:space="preserve">73.0 (96.1%)</w:t>
-            </w:r>
-          </w:p>
-        </w:tc>
-      </w:tr>
-      <w:tr>
-        <w:trPr>
-          <w:trHeight w:val="617" w:hRule="auto"/>
-        </w:trPr>
-        body24
-        <w:tc>
-          <w:tcPr>
-            <w:tcBorders>
-              <w:bottom w:val="none" w:sz="0" w:space="0" w:color="000000"/>
-              <w:top w:val="none" w:sz="0" w:space="0" w:color="000000"/>
-              <w:left w:val="none" w:sz="0" w:space="0" w:color="000000"/>
-              <w:right w:val="none" w:sz="0" w:space="0" w:color="000000"/>
-            </w:tcBorders>
-            <w:shd w:val="clear" w:color="auto" w:fill="FFFFFF"/>
-            <w:tcMar>
-              <w:top w:w="0" w:type="dxa"/>
-              <w:bottom w:w="0" w:type="dxa"/>
-              <w:left w:w="0" w:type="dxa"/>
-              <w:right w:w="0" w:type="dxa"/>
-            </w:tcMar>
-            <w:vAlign w:val="top"/>
-          </w:tcPr>
-          <w:p>
-            <w:pPr>
-              <w:jc w:val="left"/>
-              <w:pBdr>
-                <w:bottom w:val="none" w:sz="0" w:space="0" w:color="000000"/>
-                <w:top w:val="none" w:sz="0" w:space="0" w:color="000000"/>
-                <w:left w:val="none" w:sz="0" w:space="0" w:color="000000"/>
-                <w:right w:val="none" w:sz="0" w:space="0" w:color="000000"/>
-              </w:pBdr>
-              <w:spacing w:after="0" w:before="0" w:line="240"/>
-              <w:ind w:left="300" w:right="40" w:firstLine="0" w:firstLineChars="0"/>
-              <w:rPr>
-                <w:rFonts w:ascii="Arial" w:hAnsi="Arial" w:eastAsia="Arial" w:cs="Arial"/>
-                <w:i w:val="false"/>
-                <w:b w:val="false"/>
-                <w:u w:val="none"/>
-                <w:sz w:val="18"/>
-                <w:szCs w:val="18"/>
-                <w:color w:val="000000"/>
-              </w:rPr>
-            </w:pPr>
-            <w:r>
-              <w:rPr>
-                <w:rFonts w:ascii="Arial" w:hAnsi="Arial" w:eastAsia="Arial" w:cs="Arial"/>
-                <w:i w:val="false"/>
-                <w:b w:val="false"/>
-                <w:u w:val="none"/>
-                <w:sz w:val="18"/>
-                <w:szCs w:val="18"/>
-                <w:color w:val="000000"/>
-              </w:rPr>
-              <w:t xml:space="preserve">Sí</w:t>
-            </w:r>
-          </w:p>
-        </w:tc>
-        <w:tc>
-          <w:tcPr>
-            <w:tcBorders>
-              <w:bottom w:val="none" w:sz="0" w:space="0" w:color="000000"/>
-              <w:top w:val="none" w:sz="0" w:space="0" w:color="000000"/>
-              <w:left w:val="none" w:sz="0" w:space="0" w:color="000000"/>
-              <w:right w:val="none" w:sz="0" w:space="0" w:color="000000"/>
-            </w:tcBorders>
-            <w:shd w:val="clear" w:color="auto" w:fill="FFFFFF"/>
-            <w:tcMar>
-              <w:top w:w="0" w:type="dxa"/>
-              <w:bottom w:w="0" w:type="dxa"/>
-              <w:left w:w="0" w:type="dxa"/>
-              <w:right w:w="0" w:type="dxa"/>
-            </w:tcMar>
-            <w:vAlign w:val="top"/>
-          </w:tcPr>
-          <w:p>
-            <w:pPr>
-              <w:jc w:val="center"/>
-              <w:pBdr>
-                <w:bottom w:val="none" w:sz="0" w:space="0" w:color="000000"/>
-                <w:top w:val="none" w:sz="0" w:space="0" w:color="000000"/>
-                <w:left w:val="none" w:sz="0" w:space="0" w:color="000000"/>
-                <w:right w:val="none" w:sz="0" w:space="0" w:color="000000"/>
-              </w:pBdr>
-              <w:spacing w:after="0" w:before="0" w:line="240"/>
-              <w:ind w:left="100" w:right="40" w:firstLine="0" w:firstLineChars="0"/>
-              <w:rPr>
-                <w:rFonts w:ascii="Arial" w:hAnsi="Arial" w:eastAsia="Arial" w:cs="Arial"/>
-                <w:i w:val="false"/>
-                <w:b w:val="false"/>
-                <w:u w:val="none"/>
-                <w:sz w:val="18"/>
-                <w:szCs w:val="18"/>
-                <w:color w:val="000000"/>
-              </w:rPr>
-            </w:pPr>
-            <w:r>
-              <w:rPr>
-                <w:rFonts w:ascii="Arial" w:hAnsi="Arial" w:eastAsia="Arial" w:cs="Arial"/>
-                <w:i w:val="false"/>
-                <w:b w:val="false"/>
-                <w:u w:val="none"/>
-                <w:sz w:val="18"/>
-                <w:szCs w:val="18"/>
-                <w:color w:val="000000"/>
-              </w:rPr>
-              <w:t xml:space="preserve">3.0 (3.9%)</w:t>
-            </w:r>
-          </w:p>
-        </w:tc>
-      </w:tr>
-      <w:tr>
-        <w:trPr>
-          <w:trHeight w:val="617" w:hRule="auto"/>
-        </w:trPr>
-        body25
-        <w:tc>
-          <w:tcPr>
-            <w:tcBorders>
-              <w:bottom w:val="none" w:sz="0" w:space="0" w:color="000000"/>
-              <w:top w:val="none" w:sz="0" w:space="0" w:color="000000"/>
-              <w:left w:val="none" w:sz="0" w:space="0" w:color="000000"/>
-              <w:right w:val="none" w:sz="0" w:space="0" w:color="000000"/>
-            </w:tcBorders>
-            <w:shd w:val="clear" w:color="auto" w:fill="FFFFFF"/>
-            <w:tcMar>
-              <w:top w:w="0" w:type="dxa"/>
-              <w:bottom w:w="0" w:type="dxa"/>
-              <w:left w:w="0" w:type="dxa"/>
-              <w:right w:w="0" w:type="dxa"/>
-            </w:tcMar>
-            <w:vAlign w:val="top"/>
-          </w:tcPr>
-          <w:p>
-            <w:pPr>
-              <w:jc w:val="left"/>
-              <w:pBdr>
-                <w:bottom w:val="none" w:sz="0" w:space="0" w:color="000000"/>
-                <w:top w:val="none" w:sz="0" w:space="0" w:color="000000"/>
-                <w:left w:val="none" w:sz="0" w:space="0" w:color="000000"/>
-                <w:right w:val="none" w:sz="0" w:space="0" w:color="000000"/>
-              </w:pBdr>
-              <w:spacing w:after="0" w:before="0" w:line="240"/>
-              <w:ind w:left="100" w:right="40" w:firstLine="0" w:firstLineChars="0"/>
-              <w:rPr>
-                <w:rFonts w:ascii="Arial" w:hAnsi="Arial" w:eastAsia="Arial" w:cs="Arial"/>
-                <w:i w:val="false"/>
-                <w:b w:val="false"/>
-                <w:u w:val="none"/>
-                <w:sz w:val="18"/>
-                <w:szCs w:val="18"/>
-                <w:color w:val="000000"/>
-              </w:rPr>
-            </w:pPr>
-            <w:r>
-              <w:rPr>
-                <w:rFonts w:ascii="Arial" w:hAnsi="Arial" w:eastAsia="Arial" w:cs="Arial"/>
-                <w:i w:val="false"/>
-                <w:b w:val="false"/>
-                <w:u w:val="none"/>
-                <w:sz w:val="18"/>
-                <w:szCs w:val="18"/>
-                <w:color w:val="000000"/>
-              </w:rPr>
-              <w:t xml:space="preserve">Fenotipo metabólico (WGOC), n (%)</w:t>
-            </w:r>
-          </w:p>
-        </w:tc>
-        <w:tc>
-          <w:tcPr>
-            <w:tcBorders>
-              <w:bottom w:val="none" w:sz="0" w:space="0" w:color="000000"/>
-              <w:top w:val="none" w:sz="0" w:space="0" w:color="000000"/>
-              <w:left w:val="none" w:sz="0" w:space="0" w:color="000000"/>
-              <w:right w:val="none" w:sz="0" w:space="0" w:color="000000"/>
-            </w:tcBorders>
-            <w:shd w:val="clear" w:color="auto" w:fill="FFFFFF"/>
-            <w:tcMar>
-              <w:top w:w="0" w:type="dxa"/>
-              <w:bottom w:w="0" w:type="dxa"/>
-              <w:left w:w="0" w:type="dxa"/>
-              <w:right w:w="0" w:type="dxa"/>
-            </w:tcMar>
-            <w:vAlign w:val="top"/>
-          </w:tcPr>
-          <w:p>
-            <w:pPr>
-              <w:jc w:val="center"/>
-              <w:pBdr>
-                <w:bottom w:val="none" w:sz="0" w:space="0" w:color="000000"/>
-                <w:top w:val="none" w:sz="0" w:space="0" w:color="000000"/>
-                <w:left w:val="none" w:sz="0" w:space="0" w:color="000000"/>
-                <w:right w:val="none" w:sz="0" w:space="0" w:color="000000"/>
-              </w:pBdr>
-              <w:spacing w:after="0" w:before="0" w:line="240"/>
-              <w:ind w:left="100" w:right="40" w:firstLine="0" w:firstLineChars="0"/>
-              <w:rPr>
-                <w:rFonts w:ascii="Arial" w:hAnsi="Arial" w:eastAsia="Arial" w:cs="Arial"/>
-                <w:i w:val="false"/>
-                <w:b w:val="false"/>
-                <w:u w:val="none"/>
-                <w:sz w:val="18"/>
-                <w:szCs w:val="18"/>
-                <w:color w:val="000000"/>
-              </w:rPr>
-            </w:pPr>
-            <w:r>
-              <w:rPr>
-                <w:rFonts w:ascii="Arial" w:hAnsi="Arial" w:eastAsia="Arial" w:cs="Arial"/>
-                <w:i w:val="false"/>
-                <w:b w:val="false"/>
-                <w:u w:val="none"/>
-                <w:sz w:val="18"/>
-                <w:szCs w:val="18"/>
-                <w:color w:val="000000"/>
-              </w:rPr>
-              <w:t xml:space="preserve"/>
-            </w:r>
-          </w:p>
-        </w:tc>
-      </w:tr>
-      <w:tr>
-        <w:trPr>
-          <w:trHeight w:val="617" w:hRule="auto"/>
-        </w:trPr>
-        body26
-        <w:tc>
-          <w:tcPr>
-            <w:tcBorders>
-              <w:bottom w:val="none" w:sz="0" w:space="0" w:color="000000"/>
-              <w:top w:val="none" w:sz="0" w:space="0" w:color="000000"/>
-              <w:left w:val="none" w:sz="0" w:space="0" w:color="000000"/>
-              <w:right w:val="none" w:sz="0" w:space="0" w:color="000000"/>
-            </w:tcBorders>
-            <w:shd w:val="clear" w:color="auto" w:fill="FFFFFF"/>
-            <w:tcMar>
-              <w:top w:w="0" w:type="dxa"/>
-              <w:bottom w:w="0" w:type="dxa"/>
-              <w:left w:w="0" w:type="dxa"/>
-              <w:right w:w="0" w:type="dxa"/>
-            </w:tcMar>
-            <w:vAlign w:val="top"/>
-          </w:tcPr>
-          <w:p>
-            <w:pPr>
-              <w:jc w:val="left"/>
-              <w:pBdr>
-                <w:bottom w:val="none" w:sz="0" w:space="0" w:color="000000"/>
-                <w:top w:val="none" w:sz="0" w:space="0" w:color="000000"/>
-                <w:left w:val="none" w:sz="0" w:space="0" w:color="000000"/>
-                <w:right w:val="none" w:sz="0" w:space="0" w:color="000000"/>
-              </w:pBdr>
-              <w:spacing w:after="0" w:before="0" w:line="240"/>
-              <w:ind w:left="300" w:right="40" w:firstLine="0" w:firstLineChars="0"/>
-              <w:rPr>
-                <w:rFonts w:ascii="Arial" w:hAnsi="Arial" w:eastAsia="Arial" w:cs="Arial"/>
-                <w:i w:val="false"/>
-                <w:b w:val="false"/>
-                <w:u w:val="none"/>
-                <w:sz w:val="18"/>
-                <w:szCs w:val="18"/>
-                <w:color w:val="000000"/>
-              </w:rPr>
-            </w:pPr>
-            <w:r>
-              <w:rPr>
-                <w:rFonts w:ascii="Arial" w:hAnsi="Arial" w:eastAsia="Arial" w:cs="Arial"/>
-                <w:i w:val="false"/>
-                <w:b w:val="false"/>
-                <w:u w:val="none"/>
-                <w:sz w:val="18"/>
-                <w:szCs w:val="18"/>
-                <w:color w:val="000000"/>
-              </w:rPr>
-              <w:t xml:space="preserve">No saludable</w:t>
-            </w:r>
-          </w:p>
-        </w:tc>
-        <w:tc>
-          <w:tcPr>
-            <w:tcBorders>
-              <w:bottom w:val="none" w:sz="0" w:space="0" w:color="000000"/>
-              <w:top w:val="none" w:sz="0" w:space="0" w:color="000000"/>
-              <w:left w:val="none" w:sz="0" w:space="0" w:color="000000"/>
-              <w:right w:val="none" w:sz="0" w:space="0" w:color="000000"/>
-            </w:tcBorders>
-            <w:shd w:val="clear" w:color="auto" w:fill="FFFFFF"/>
-            <w:tcMar>
-              <w:top w:w="0" w:type="dxa"/>
-              <w:bottom w:w="0" w:type="dxa"/>
-              <w:left w:w="0" w:type="dxa"/>
-              <w:right w:w="0" w:type="dxa"/>
-            </w:tcMar>
-            <w:vAlign w:val="top"/>
-          </w:tcPr>
-          <w:p>
-            <w:pPr>
-              <w:jc w:val="center"/>
-              <w:pBdr>
-                <w:bottom w:val="none" w:sz="0" w:space="0" w:color="000000"/>
-                <w:top w:val="none" w:sz="0" w:space="0" w:color="000000"/>
-                <w:left w:val="none" w:sz="0" w:space="0" w:color="000000"/>
-                <w:right w:val="none" w:sz="0" w:space="0" w:color="000000"/>
-              </w:pBdr>
-              <w:spacing w:after="0" w:before="0" w:line="240"/>
-              <w:ind w:left="100" w:right="40" w:firstLine="0" w:firstLineChars="0"/>
-              <w:rPr>
-                <w:rFonts w:ascii="Arial" w:hAnsi="Arial" w:eastAsia="Arial" w:cs="Arial"/>
-                <w:i w:val="false"/>
-                <w:b w:val="false"/>
-                <w:u w:val="none"/>
-                <w:sz w:val="18"/>
-                <w:szCs w:val="18"/>
-                <w:color w:val="000000"/>
-              </w:rPr>
-            </w:pPr>
-            <w:r>
-              <w:rPr>
-                <w:rFonts w:ascii="Arial" w:hAnsi="Arial" w:eastAsia="Arial" w:cs="Arial"/>
-                <w:i w:val="false"/>
-                <w:b w:val="false"/>
-                <w:u w:val="none"/>
-                <w:sz w:val="18"/>
-                <w:szCs w:val="18"/>
-                <w:color w:val="000000"/>
-              </w:rPr>
-              <w:t xml:space="preserve">23.0 (30.3%)</w:t>
-            </w:r>
-          </w:p>
-        </w:tc>
-      </w:tr>
-      <w:tr>
-        <w:trPr>
-          <w:trHeight w:val="617" w:hRule="auto"/>
-        </w:trPr>
-        body27
-        <w:tc>
-          <w:tcPr>
-            <w:tcBorders>
               <w:bottom w:val="single" w:sz="12" w:space="0" w:color="666666"/>
               <w:top w:val="none" w:sz="0" w:space="0" w:color="000000"/>
               <w:left w:val="none" w:sz="0" w:space="0" w:color="000000"/>
@@ -3173,7 +2623,7 @@
                 <w:szCs w:val="18"/>
                 <w:color w:val="000000"/>
               </w:rPr>
-              <w:t xml:space="preserve">Abreviacion: IMC: Índice de Masa Corporal; OMS: Organización Mundial de la Salud; IDF: International Diabetes Federation; WGOC: Working Group on Obesity in China</w:t>
+              <w:t xml:space="preserve">Abreviacion: IMC: Índice de Masa Corporal; OMS: Organización Mundial de la Salud; IDF: International Diabetes Federation; WGOC: Working Group on Obesity in China; NHLBI: National Heart Lung and Blood Institute; CDC: Centers for Disease Control and Prevention; AAP: American Academy of Pediatrics</w:t>
             </w:r>
           </w:p>
         </w:tc>
